--- a/Results/Results.docx
+++ b/Results/Results.docx
@@ -23,22 +23,24 @@
     <w:tbl>
       <w:tblPr>
         <w:tblStyle w:val="TableGrid"/>
-        <w:tblW w:w="0" w:type="auto"/>
+        <w:tblW w:w="9535" w:type="dxa"/>
+        <w:tblLayout w:type="fixed"/>
         <w:tblLook w:val="04A0" w:firstRow="1" w:lastRow="0" w:firstColumn="1" w:lastColumn="0" w:noHBand="0" w:noVBand="1"/>
       </w:tblPr>
       <w:tblGrid>
-        <w:gridCol w:w="611"/>
-        <w:gridCol w:w="2200"/>
-        <w:gridCol w:w="992"/>
-        <w:gridCol w:w="2087"/>
-        <w:gridCol w:w="1110"/>
-        <w:gridCol w:w="1020"/>
-        <w:gridCol w:w="1330"/>
+        <w:gridCol w:w="625"/>
+        <w:gridCol w:w="1710"/>
+        <w:gridCol w:w="1080"/>
+        <w:gridCol w:w="1890"/>
+        <w:gridCol w:w="1212"/>
+        <w:gridCol w:w="948"/>
+        <w:gridCol w:w="810"/>
+        <w:gridCol w:w="1260"/>
       </w:tblGrid>
       <w:tr>
         <w:tc>
           <w:tcPr>
-            <w:tcW w:w="614" w:type="dxa"/>
+            <w:tcW w:w="625" w:type="dxa"/>
           </w:tcPr>
           <w:p>
             <w:r>
@@ -48,7 +50,7 @@
         </w:tc>
         <w:tc>
           <w:tcPr>
-            <w:tcW w:w="2200" w:type="dxa"/>
+            <w:tcW w:w="1710" w:type="dxa"/>
           </w:tcPr>
           <w:p>
             <w:r>
@@ -58,7 +60,7 @@
         </w:tc>
         <w:tc>
           <w:tcPr>
-            <w:tcW w:w="871" w:type="dxa"/>
+            <w:tcW w:w="1080" w:type="dxa"/>
           </w:tcPr>
           <w:p>
             <w:r>
@@ -68,7 +70,7 @@
         </w:tc>
         <w:tc>
           <w:tcPr>
-            <w:tcW w:w="2137" w:type="dxa"/>
+            <w:tcW w:w="1890" w:type="dxa"/>
           </w:tcPr>
           <w:p>
             <w:r>
@@ -78,7 +80,17 @@
         </w:tc>
         <w:tc>
           <w:tcPr>
-            <w:tcW w:w="1134" w:type="dxa"/>
+            <w:tcW w:w="1212" w:type="dxa"/>
+          </w:tcPr>
+          <w:p>
+            <w:r>
+              <w:t>Dataset</w:t>
+            </w:r>
+          </w:p>
+        </w:tc>
+        <w:tc>
+          <w:tcPr>
+            <w:tcW w:w="948" w:type="dxa"/>
           </w:tcPr>
           <w:p>
             <w:proofErr w:type="spellStart"/>
@@ -90,7 +102,7 @@
         </w:tc>
         <w:tc>
           <w:tcPr>
-            <w:tcW w:w="1047" w:type="dxa"/>
+            <w:tcW w:w="810" w:type="dxa"/>
           </w:tcPr>
           <w:p>
             <w:proofErr w:type="spellStart"/>
@@ -102,7 +114,7 @@
         </w:tc>
         <w:tc>
           <w:tcPr>
-            <w:tcW w:w="1347" w:type="dxa"/>
+            <w:tcW w:w="1260" w:type="dxa"/>
           </w:tcPr>
           <w:p>
             <w:r>
@@ -114,7 +126,7 @@
       <w:tr>
         <w:tc>
           <w:tcPr>
-            <w:tcW w:w="614" w:type="dxa"/>
+            <w:tcW w:w="625" w:type="dxa"/>
           </w:tcPr>
           <w:p>
             <w:r>
@@ -124,7 +136,7 @@
         </w:tc>
         <w:tc>
           <w:tcPr>
-            <w:tcW w:w="2200" w:type="dxa"/>
+            <w:tcW w:w="1710" w:type="dxa"/>
           </w:tcPr>
           <w:p>
             <w:proofErr w:type="spellStart"/>
@@ -136,7 +148,7 @@
         </w:tc>
         <w:tc>
           <w:tcPr>
-            <w:tcW w:w="871" w:type="dxa"/>
+            <w:tcW w:w="1080" w:type="dxa"/>
           </w:tcPr>
           <w:p>
             <w:r>
@@ -146,7 +158,7 @@
         </w:tc>
         <w:tc>
           <w:tcPr>
-            <w:tcW w:w="2137" w:type="dxa"/>
+            <w:tcW w:w="1890" w:type="dxa"/>
           </w:tcPr>
           <w:p>
             <w:r>
@@ -156,27 +168,49 @@
         </w:tc>
         <w:tc>
           <w:tcPr>
-            <w:tcW w:w="1134" w:type="dxa"/>
-          </w:tcPr>
-          <w:p/>
-        </w:tc>
-        <w:tc>
-          <w:tcPr>
-            <w:tcW w:w="1047" w:type="dxa"/>
-          </w:tcPr>
-          <w:p/>
-        </w:tc>
-        <w:tc>
-          <w:tcPr>
-            <w:tcW w:w="1347" w:type="dxa"/>
-          </w:tcPr>
-          <w:p/>
+            <w:tcW w:w="1212" w:type="dxa"/>
+          </w:tcPr>
+          <w:p>
+            <w:r>
+              <w:t>Kvasir</w:t>
+            </w:r>
+          </w:p>
+        </w:tc>
+        <w:tc>
+          <w:tcPr>
+            <w:tcW w:w="948" w:type="dxa"/>
+          </w:tcPr>
+          <w:p>
+            <w:r>
+              <w:t>0.949</w:t>
+            </w:r>
+          </w:p>
+        </w:tc>
+        <w:tc>
+          <w:tcPr>
+            <w:tcW w:w="810" w:type="dxa"/>
+          </w:tcPr>
+          <w:p>
+            <w:r>
+              <w:t>0.927</w:t>
+            </w:r>
+          </w:p>
+        </w:tc>
+        <w:tc>
+          <w:tcPr>
+            <w:tcW w:w="1260" w:type="dxa"/>
+          </w:tcPr>
+          <w:p>
+            <w:r>
+              <w:t>0.987</w:t>
+            </w:r>
+          </w:p>
         </w:tc>
       </w:tr>
       <w:tr>
         <w:tc>
           <w:tcPr>
-            <w:tcW w:w="614" w:type="dxa"/>
+            <w:tcW w:w="625" w:type="dxa"/>
           </w:tcPr>
           <w:p>
             <w:r>
@@ -186,7 +220,7 @@
         </w:tc>
         <w:tc>
           <w:tcPr>
-            <w:tcW w:w="2200" w:type="dxa"/>
+            <w:tcW w:w="1710" w:type="dxa"/>
           </w:tcPr>
           <w:p>
             <w:proofErr w:type="spellStart"/>
@@ -198,7 +232,7 @@
         </w:tc>
         <w:tc>
           <w:tcPr>
-            <w:tcW w:w="871" w:type="dxa"/>
+            <w:tcW w:w="1080" w:type="dxa"/>
           </w:tcPr>
           <w:p>
             <w:r>
@@ -208,7 +242,7 @@
         </w:tc>
         <w:tc>
           <w:tcPr>
-            <w:tcW w:w="2137" w:type="dxa"/>
+            <w:tcW w:w="1890" w:type="dxa"/>
           </w:tcPr>
           <w:p>
             <w:r>
@@ -231,27 +265,49 @@
         </w:tc>
         <w:tc>
           <w:tcPr>
-            <w:tcW w:w="1134" w:type="dxa"/>
-          </w:tcPr>
-          <w:p/>
-        </w:tc>
-        <w:tc>
-          <w:tcPr>
-            <w:tcW w:w="1047" w:type="dxa"/>
-          </w:tcPr>
-          <w:p/>
-        </w:tc>
-        <w:tc>
-          <w:tcPr>
-            <w:tcW w:w="1347" w:type="dxa"/>
-          </w:tcPr>
-          <w:p/>
+            <w:tcW w:w="1212" w:type="dxa"/>
+          </w:tcPr>
+          <w:p>
+            <w:r>
+              <w:t>Kvasir</w:t>
+            </w:r>
+          </w:p>
+        </w:tc>
+        <w:tc>
+          <w:tcPr>
+            <w:tcW w:w="948" w:type="dxa"/>
+          </w:tcPr>
+          <w:p>
+            <w:r>
+              <w:t>0.894</w:t>
+            </w:r>
+          </w:p>
+        </w:tc>
+        <w:tc>
+          <w:tcPr>
+            <w:tcW w:w="810" w:type="dxa"/>
+          </w:tcPr>
+          <w:p>
+            <w:r>
+              <w:t>0.832</w:t>
+            </w:r>
+          </w:p>
+        </w:tc>
+        <w:tc>
+          <w:tcPr>
+            <w:tcW w:w="1260" w:type="dxa"/>
+          </w:tcPr>
+          <w:p>
+            <w:r>
+              <w:t>0.969</w:t>
+            </w:r>
+          </w:p>
         </w:tc>
       </w:tr>
       <w:tr>
         <w:tc>
           <w:tcPr>
-            <w:tcW w:w="614" w:type="dxa"/>
+            <w:tcW w:w="625" w:type="dxa"/>
           </w:tcPr>
           <w:p>
             <w:r>
@@ -261,7 +317,7 @@
         </w:tc>
         <w:tc>
           <w:tcPr>
-            <w:tcW w:w="2200" w:type="dxa"/>
+            <w:tcW w:w="1710" w:type="dxa"/>
           </w:tcPr>
           <w:p>
             <w:r>
@@ -271,7 +327,7 @@
         </w:tc>
         <w:tc>
           <w:tcPr>
-            <w:tcW w:w="871" w:type="dxa"/>
+            <w:tcW w:w="1080" w:type="dxa"/>
           </w:tcPr>
           <w:p>
             <w:r>
@@ -281,7 +337,7 @@
         </w:tc>
         <w:tc>
           <w:tcPr>
-            <w:tcW w:w="2137" w:type="dxa"/>
+            <w:tcW w:w="1890" w:type="dxa"/>
           </w:tcPr>
           <w:p>
             <w:r>
@@ -291,65 +347,415 @@
         </w:tc>
         <w:tc>
           <w:tcPr>
-            <w:tcW w:w="1134" w:type="dxa"/>
-          </w:tcPr>
-          <w:p/>
-        </w:tc>
-        <w:tc>
-          <w:tcPr>
-            <w:tcW w:w="1047" w:type="dxa"/>
-          </w:tcPr>
-          <w:p/>
-        </w:tc>
-        <w:tc>
-          <w:tcPr>
-            <w:tcW w:w="1347" w:type="dxa"/>
-          </w:tcPr>
-          <w:p/>
+            <w:tcW w:w="1212" w:type="dxa"/>
+          </w:tcPr>
+          <w:p>
+            <w:r>
+              <w:t>Kvasir</w:t>
+            </w:r>
+          </w:p>
+        </w:tc>
+        <w:tc>
+          <w:tcPr>
+            <w:tcW w:w="948" w:type="dxa"/>
+          </w:tcPr>
+          <w:p>
+            <w:r>
+              <w:t>0.906</w:t>
+            </w:r>
+          </w:p>
+        </w:tc>
+        <w:tc>
+          <w:tcPr>
+            <w:tcW w:w="810" w:type="dxa"/>
+          </w:tcPr>
+          <w:p>
+            <w:r>
+              <w:t>0.842</w:t>
+            </w:r>
+          </w:p>
+        </w:tc>
+        <w:tc>
+          <w:tcPr>
+            <w:tcW w:w="1260" w:type="dxa"/>
+          </w:tcPr>
+          <w:p>
+            <w:r>
+              <w:t>0.971</w:t>
+            </w:r>
+          </w:p>
         </w:tc>
       </w:tr>
       <w:tr>
         <w:tc>
           <w:tcPr>
-            <w:tcW w:w="614" w:type="dxa"/>
-          </w:tcPr>
-          <w:p/>
-        </w:tc>
-        <w:tc>
-          <w:tcPr>
-            <w:tcW w:w="2200" w:type="dxa"/>
-          </w:tcPr>
-          <w:p/>
-        </w:tc>
-        <w:tc>
-          <w:tcPr>
-            <w:tcW w:w="871" w:type="dxa"/>
-          </w:tcPr>
-          <w:p/>
-        </w:tc>
-        <w:tc>
-          <w:tcPr>
-            <w:tcW w:w="2137" w:type="dxa"/>
-          </w:tcPr>
-          <w:p/>
-        </w:tc>
-        <w:tc>
-          <w:tcPr>
-            <w:tcW w:w="1134" w:type="dxa"/>
-          </w:tcPr>
-          <w:p/>
-        </w:tc>
-        <w:tc>
-          <w:tcPr>
-            <w:tcW w:w="1047" w:type="dxa"/>
-          </w:tcPr>
-          <w:p/>
-        </w:tc>
-        <w:tc>
-          <w:tcPr>
-            <w:tcW w:w="1347" w:type="dxa"/>
-          </w:tcPr>
-          <w:p/>
+            <w:tcW w:w="625" w:type="dxa"/>
+          </w:tcPr>
+          <w:p>
+            <w:r>
+              <w:t>4</w:t>
+            </w:r>
+          </w:p>
+        </w:tc>
+        <w:tc>
+          <w:tcPr>
+            <w:tcW w:w="1710" w:type="dxa"/>
+          </w:tcPr>
+          <w:p>
+            <w:r>
+              <w:t>Weighted Loss Function</w:t>
+            </w:r>
+          </w:p>
+        </w:tc>
+        <w:tc>
+          <w:tcPr>
+            <w:tcW w:w="1080" w:type="dxa"/>
+          </w:tcPr>
+          <w:p>
+            <w:r>
+              <w:t>5</w:t>
+            </w:r>
+          </w:p>
+        </w:tc>
+        <w:tc>
+          <w:tcPr>
+            <w:tcW w:w="1890" w:type="dxa"/>
+          </w:tcPr>
+          <w:p>
+            <w:r>
+              <w:t xml:space="preserve">Added </w:t>
+            </w:r>
+            <w:proofErr w:type="spellStart"/>
+            <w:r>
+              <w:t>ClinicDB</w:t>
+            </w:r>
+            <w:proofErr w:type="spellEnd"/>
+          </w:p>
+        </w:tc>
+        <w:tc>
+          <w:tcPr>
+            <w:tcW w:w="1212" w:type="dxa"/>
+          </w:tcPr>
+          <w:p>
+            <w:r>
+              <w:t xml:space="preserve">Kvasir + </w:t>
+            </w:r>
+            <w:proofErr w:type="spellStart"/>
+            <w:r>
+              <w:t>ClinicDB</w:t>
+            </w:r>
+            <w:proofErr w:type="spellEnd"/>
+          </w:p>
+        </w:tc>
+        <w:tc>
+          <w:tcPr>
+            <w:tcW w:w="948" w:type="dxa"/>
+          </w:tcPr>
+          <w:p>
+            <w:r>
+              <w:t>0.90</w:t>
+            </w:r>
+          </w:p>
+        </w:tc>
+        <w:tc>
+          <w:tcPr>
+            <w:tcW w:w="810" w:type="dxa"/>
+          </w:tcPr>
+          <w:p>
+            <w:r>
+              <w:t>0.841</w:t>
+            </w:r>
+          </w:p>
+        </w:tc>
+        <w:tc>
+          <w:tcPr>
+            <w:tcW w:w="1260" w:type="dxa"/>
+          </w:tcPr>
+          <w:p>
+            <w:r>
+              <w:t>0.975</w:t>
+            </w:r>
+          </w:p>
+        </w:tc>
+      </w:tr>
+      <w:tr>
+        <w:tc>
+          <w:tcPr>
+            <w:tcW w:w="625" w:type="dxa"/>
+          </w:tcPr>
+          <w:p>
+            <w:r>
+              <w:t>5</w:t>
+            </w:r>
+          </w:p>
+        </w:tc>
+        <w:tc>
+          <w:tcPr>
+            <w:tcW w:w="1710" w:type="dxa"/>
+          </w:tcPr>
+          <w:p>
+            <w:r>
+              <w:t>Weighted Loss Function</w:t>
+            </w:r>
+          </w:p>
+        </w:tc>
+        <w:tc>
+          <w:tcPr>
+            <w:tcW w:w="1080" w:type="dxa"/>
+          </w:tcPr>
+          <w:p>
+            <w:r>
+              <w:t>15</w:t>
+            </w:r>
+          </w:p>
+        </w:tc>
+        <w:tc>
+          <w:tcPr>
+            <w:tcW w:w="1890" w:type="dxa"/>
+          </w:tcPr>
+          <w:p>
+            <w:r>
+              <w:t>Advance augmentation (</w:t>
+            </w:r>
+            <w:proofErr w:type="spellStart"/>
+            <w:r>
+              <w:t>mixup</w:t>
+            </w:r>
+            <w:proofErr w:type="spellEnd"/>
+            <w:r>
+              <w:t>/</w:t>
+            </w:r>
+            <w:proofErr w:type="spellStart"/>
+            <w:r>
+              <w:t>cutmix</w:t>
+            </w:r>
+            <w:proofErr w:type="spellEnd"/>
+            <w:r>
+              <w:t>) + optimizer with weight decay</w:t>
+            </w:r>
+          </w:p>
+        </w:tc>
+        <w:tc>
+          <w:tcPr>
+            <w:tcW w:w="1212" w:type="dxa"/>
+          </w:tcPr>
+          <w:p>
+            <w:r>
+              <w:t xml:space="preserve">Kvasir + </w:t>
+            </w:r>
+            <w:proofErr w:type="spellStart"/>
+            <w:r>
+              <w:t>ClinicDB</w:t>
+            </w:r>
+            <w:proofErr w:type="spellEnd"/>
+          </w:p>
+        </w:tc>
+        <w:tc>
+          <w:tcPr>
+            <w:tcW w:w="948" w:type="dxa"/>
+          </w:tcPr>
+          <w:p>
+            <w:r>
+              <w:t>0.899</w:t>
+            </w:r>
+          </w:p>
+        </w:tc>
+        <w:tc>
+          <w:tcPr>
+            <w:tcW w:w="810" w:type="dxa"/>
+          </w:tcPr>
+          <w:p>
+            <w:r>
+              <w:t>0.865</w:t>
+            </w:r>
+          </w:p>
+        </w:tc>
+        <w:tc>
+          <w:tcPr>
+            <w:tcW w:w="1260" w:type="dxa"/>
+          </w:tcPr>
+          <w:p>
+            <w:r>
+              <w:t>0.978</w:t>
+            </w:r>
+          </w:p>
+        </w:tc>
+      </w:tr>
+      <w:tr>
+        <w:tc>
+          <w:tcPr>
+            <w:tcW w:w="625" w:type="dxa"/>
+          </w:tcPr>
+          <w:p>
+            <w:r>
+              <w:t>5.1</w:t>
+            </w:r>
+          </w:p>
+        </w:tc>
+        <w:tc>
+          <w:tcPr>
+            <w:tcW w:w="1710" w:type="dxa"/>
+          </w:tcPr>
+          <w:p>
+            <w:r>
+              <w:t>Weighted Loss Function</w:t>
+            </w:r>
+          </w:p>
+        </w:tc>
+        <w:tc>
+          <w:tcPr>
+            <w:tcW w:w="1080" w:type="dxa"/>
+          </w:tcPr>
+          <w:p>
+            <w:r>
+              <w:t>15</w:t>
+            </w:r>
+          </w:p>
+        </w:tc>
+        <w:tc>
+          <w:tcPr>
+            <w:tcW w:w="1890" w:type="dxa"/>
+          </w:tcPr>
+          <w:p>
+            <w:r>
+              <w:t>Same as above. Only evaluated on Kvasir dataset</w:t>
+            </w:r>
+          </w:p>
+        </w:tc>
+        <w:tc>
+          <w:tcPr>
+            <w:tcW w:w="1212" w:type="dxa"/>
+          </w:tcPr>
+          <w:p>
+            <w:r>
+              <w:t xml:space="preserve">Kvasir + </w:t>
+            </w:r>
+            <w:proofErr w:type="spellStart"/>
+            <w:r>
+              <w:t>ClinicDB</w:t>
+            </w:r>
+            <w:proofErr w:type="spellEnd"/>
+          </w:p>
+        </w:tc>
+        <w:tc>
+          <w:tcPr>
+            <w:tcW w:w="948" w:type="dxa"/>
+          </w:tcPr>
+          <w:p>
+            <w:r>
+              <w:t>0.928</w:t>
+            </w:r>
+          </w:p>
+        </w:tc>
+        <w:tc>
+          <w:tcPr>
+            <w:tcW w:w="810" w:type="dxa"/>
+          </w:tcPr>
+          <w:p>
+            <w:r>
+              <w:t>0.866</w:t>
+            </w:r>
+          </w:p>
+        </w:tc>
+        <w:tc>
+          <w:tcPr>
+            <w:tcW w:w="1260" w:type="dxa"/>
+          </w:tcPr>
+          <w:p>
+            <w:r>
+              <w:t>0.976</w:t>
+            </w:r>
+          </w:p>
+        </w:tc>
+      </w:tr>
+      <w:tr>
+        <w:tc>
+          <w:tcPr>
+            <w:tcW w:w="625" w:type="dxa"/>
+          </w:tcPr>
+          <w:p>
+            <w:r>
+              <w:t>5.2</w:t>
+            </w:r>
+          </w:p>
+        </w:tc>
+        <w:tc>
+          <w:tcPr>
+            <w:tcW w:w="1710" w:type="dxa"/>
+          </w:tcPr>
+          <w:p>
+            <w:r>
+              <w:t>Weighted Loss Function</w:t>
+            </w:r>
+          </w:p>
+        </w:tc>
+        <w:tc>
+          <w:tcPr>
+            <w:tcW w:w="1080" w:type="dxa"/>
+          </w:tcPr>
+          <w:p>
+            <w:r>
+              <w:t>15</w:t>
+            </w:r>
+          </w:p>
+        </w:tc>
+        <w:tc>
+          <w:tcPr>
+            <w:tcW w:w="1890" w:type="dxa"/>
+          </w:tcPr>
+          <w:p>
+            <w:r>
+              <w:t xml:space="preserve">Same as above. Only evaluated on </w:t>
+            </w:r>
+            <w:proofErr w:type="spellStart"/>
+            <w:r>
+              <w:t>ClinicDB</w:t>
+            </w:r>
+            <w:proofErr w:type="spellEnd"/>
+            <w:r>
+              <w:t xml:space="preserve"> dataset</w:t>
+            </w:r>
+          </w:p>
+        </w:tc>
+        <w:tc>
+          <w:tcPr>
+            <w:tcW w:w="1212" w:type="dxa"/>
+          </w:tcPr>
+          <w:p>
+            <w:r>
+              <w:t>Kvasir + ClinicDB</w:t>
+            </w:r>
+          </w:p>
+        </w:tc>
+        <w:tc>
+          <w:tcPr>
+            <w:tcW w:w="948" w:type="dxa"/>
+          </w:tcPr>
+          <w:p>
+            <w:r>
+              <w:t>0.907</w:t>
+            </w:r>
+          </w:p>
+        </w:tc>
+        <w:tc>
+          <w:tcPr>
+            <w:tcW w:w="810" w:type="dxa"/>
+          </w:tcPr>
+          <w:p>
+            <w:r>
+              <w:t>0.830</w:t>
+            </w:r>
+          </w:p>
+        </w:tc>
+        <w:tc>
+          <w:tcPr>
+            <w:tcW w:w="1260" w:type="dxa"/>
+          </w:tcPr>
+          <w:p>
+            <w:r>
+              <w:t>0.982</w:t>
+            </w:r>
+          </w:p>
         </w:tc>
       </w:tr>
     </w:tbl>
@@ -427,6 +833,7 @@
         <w:rPr>
           <w:noProof/>
         </w:rPr>
+        <w:lastRenderedPageBreak/>
         <w:drawing>
           <wp:inline distT="0" distB="0" distL="0" distR="0" wp14:anchorId="721FA718" wp14:editId="738E22F8">
             <wp:extent cx="5727700" cy="977900"/>
@@ -512,6 +919,280 @@
                     <a:xfrm>
                       <a:off x="0" y="0"/>
                       <a:ext cx="5727700" cy="977900"/>
+                    </a:xfrm>
+                    <a:prstGeom prst="rect">
+                      <a:avLst/>
+                    </a:prstGeom>
+                  </pic:spPr>
+                </pic:pic>
+              </a:graphicData>
+            </a:graphic>
+          </wp:inline>
+        </w:drawing>
+      </w:r>
+    </w:p>
+    <w:p/>
+    <w:p>
+      <w:r>
+        <w:t>Exp 4:</w:t>
+      </w:r>
+      <w:r>
+        <w:rPr>
+          <w:noProof/>
+        </w:rPr>
+        <w:drawing>
+          <wp:inline distT="0" distB="0" distL="0" distR="0" wp14:anchorId="6DD16ED0" wp14:editId="39909F4C">
+            <wp:extent cx="5943600" cy="847725"/>
+            <wp:effectExtent l="0" t="0" r="0" b="3175"/>
+            <wp:docPr id="592805965" name="Picture 1" descr="A grey background with white text&#10;&#10;AI-generated content may be incorrect."/>
+            <wp:cNvGraphicFramePr>
+              <a:graphicFrameLocks xmlns:a="http://schemas.openxmlformats.org/drawingml/2006/main" noChangeAspect="1"/>
+            </wp:cNvGraphicFramePr>
+            <a:graphic xmlns:a="http://schemas.openxmlformats.org/drawingml/2006/main">
+              <a:graphicData uri="http://schemas.openxmlformats.org/drawingml/2006/picture">
+                <pic:pic xmlns:pic="http://schemas.openxmlformats.org/drawingml/2006/picture">
+                  <pic:nvPicPr>
+                    <pic:cNvPr id="592805965" name="Picture 1" descr="A grey background with white text&#10;&#10;AI-generated content may be incorrect."/>
+                    <pic:cNvPicPr/>
+                  </pic:nvPicPr>
+                  <pic:blipFill>
+                    <a:blip r:embed="rId7">
+                      <a:extLst>
+                        <a:ext uri="{28A0092B-C50C-407E-A947-70E740481C1C}">
+                          <a14:useLocalDpi xmlns:a14="http://schemas.microsoft.com/office/drawing/2010/main" val="0"/>
+                        </a:ext>
+                      </a:extLst>
+                    </a:blip>
+                    <a:stretch>
+                      <a:fillRect/>
+                    </a:stretch>
+                  </pic:blipFill>
+                  <pic:spPr>
+                    <a:xfrm>
+                      <a:off x="0" y="0"/>
+                      <a:ext cx="5943600" cy="847725"/>
+                    </a:xfrm>
+                    <a:prstGeom prst="rect">
+                      <a:avLst/>
+                    </a:prstGeom>
+                  </pic:spPr>
+                </pic:pic>
+              </a:graphicData>
+            </a:graphic>
+          </wp:inline>
+        </w:drawing>
+      </w:r>
+    </w:p>
+    <w:p/>
+    <w:p>
+      <w:r>
+        <w:t>Exp X:</w:t>
+      </w:r>
+    </w:p>
+    <w:p>
+      <w:r>
+        <w:t>swinv2_cr_small_224.sw_in1k</w:t>
+      </w:r>
+    </w:p>
+    <w:p>
+      <w:r>
+        <w:rPr>
+          <w:noProof/>
+        </w:rPr>
+        <w:drawing>
+          <wp:inline distT="0" distB="0" distL="0" distR="0" wp14:anchorId="0BCB67FC" wp14:editId="3CF76BF8">
+            <wp:extent cx="5943600" cy="847725"/>
+            <wp:effectExtent l="0" t="0" r="0" b="3175"/>
+            <wp:docPr id="1698864939" name="Picture 2" descr="A grey background with white text&#10;&#10;AI-generated content may be incorrect."/>
+            <wp:cNvGraphicFramePr>
+              <a:graphicFrameLocks xmlns:a="http://schemas.openxmlformats.org/drawingml/2006/main" noChangeAspect="1"/>
+            </wp:cNvGraphicFramePr>
+            <a:graphic xmlns:a="http://schemas.openxmlformats.org/drawingml/2006/main">
+              <a:graphicData uri="http://schemas.openxmlformats.org/drawingml/2006/picture">
+                <pic:pic xmlns:pic="http://schemas.openxmlformats.org/drawingml/2006/picture">
+                  <pic:nvPicPr>
+                    <pic:cNvPr id="1698864939" name="Picture 2" descr="A grey background with white text&#10;&#10;AI-generated content may be incorrect."/>
+                    <pic:cNvPicPr/>
+                  </pic:nvPicPr>
+                  <pic:blipFill>
+                    <a:blip r:embed="rId8">
+                      <a:extLst>
+                        <a:ext uri="{28A0092B-C50C-407E-A947-70E740481C1C}">
+                          <a14:useLocalDpi xmlns:a14="http://schemas.microsoft.com/office/drawing/2010/main" val="0"/>
+                        </a:ext>
+                      </a:extLst>
+                    </a:blip>
+                    <a:stretch>
+                      <a:fillRect/>
+                    </a:stretch>
+                  </pic:blipFill>
+                  <pic:spPr>
+                    <a:xfrm>
+                      <a:off x="0" y="0"/>
+                      <a:ext cx="5943600" cy="847725"/>
+                    </a:xfrm>
+                    <a:prstGeom prst="rect">
+                      <a:avLst/>
+                    </a:prstGeom>
+                  </pic:spPr>
+                </pic:pic>
+              </a:graphicData>
+            </a:graphic>
+          </wp:inline>
+        </w:drawing>
+      </w:r>
+    </w:p>
+    <w:p/>
+    <w:p>
+      <w:r>
+        <w:t>Exp 5:</w:t>
+      </w:r>
+    </w:p>
+    <w:p>
+      <w:r>
+        <w:rPr>
+          <w:noProof/>
+        </w:rPr>
+        <w:drawing>
+          <wp:inline distT="0" distB="0" distL="0" distR="0" wp14:anchorId="172A98E4" wp14:editId="31229E54">
+            <wp:extent cx="5943600" cy="847725"/>
+            <wp:effectExtent l="0" t="0" r="0" b="3175"/>
+            <wp:docPr id="936482320" name="Picture 3" descr="A grey background with white text&#10;&#10;AI-generated content may be incorrect."/>
+            <wp:cNvGraphicFramePr>
+              <a:graphicFrameLocks xmlns:a="http://schemas.openxmlformats.org/drawingml/2006/main" noChangeAspect="1"/>
+            </wp:cNvGraphicFramePr>
+            <a:graphic xmlns:a="http://schemas.openxmlformats.org/drawingml/2006/main">
+              <a:graphicData uri="http://schemas.openxmlformats.org/drawingml/2006/picture">
+                <pic:pic xmlns:pic="http://schemas.openxmlformats.org/drawingml/2006/picture">
+                  <pic:nvPicPr>
+                    <pic:cNvPr id="936482320" name="Picture 3" descr="A grey background with white text&#10;&#10;AI-generated content may be incorrect."/>
+                    <pic:cNvPicPr/>
+                  </pic:nvPicPr>
+                  <pic:blipFill>
+                    <a:blip r:embed="rId9">
+                      <a:extLst>
+                        <a:ext uri="{28A0092B-C50C-407E-A947-70E740481C1C}">
+                          <a14:useLocalDpi xmlns:a14="http://schemas.microsoft.com/office/drawing/2010/main" val="0"/>
+                        </a:ext>
+                      </a:extLst>
+                    </a:blip>
+                    <a:stretch>
+                      <a:fillRect/>
+                    </a:stretch>
+                  </pic:blipFill>
+                  <pic:spPr>
+                    <a:xfrm>
+                      <a:off x="0" y="0"/>
+                      <a:ext cx="5943600" cy="847725"/>
+                    </a:xfrm>
+                    <a:prstGeom prst="rect">
+                      <a:avLst/>
+                    </a:prstGeom>
+                  </pic:spPr>
+                </pic:pic>
+              </a:graphicData>
+            </a:graphic>
+          </wp:inline>
+        </w:drawing>
+      </w:r>
+    </w:p>
+    <w:p/>
+    <w:p>
+      <w:r>
+        <w:lastRenderedPageBreak/>
+        <w:t>Exp 5.1</w:t>
+      </w:r>
+    </w:p>
+    <w:p>
+      <w:r>
+        <w:rPr>
+          <w:noProof/>
+        </w:rPr>
+        <w:drawing>
+          <wp:inline distT="0" distB="0" distL="0" distR="0" wp14:anchorId="060E3356" wp14:editId="7CDFAA5D">
+            <wp:extent cx="5943600" cy="847725"/>
+            <wp:effectExtent l="0" t="0" r="0" b="3175"/>
+            <wp:docPr id="1346757902" name="Picture 4" descr="A black rectangular object with white text&#10;&#10;AI-generated content may be incorrect."/>
+            <wp:cNvGraphicFramePr>
+              <a:graphicFrameLocks xmlns:a="http://schemas.openxmlformats.org/drawingml/2006/main" noChangeAspect="1"/>
+            </wp:cNvGraphicFramePr>
+            <a:graphic xmlns:a="http://schemas.openxmlformats.org/drawingml/2006/main">
+              <a:graphicData uri="http://schemas.openxmlformats.org/drawingml/2006/picture">
+                <pic:pic xmlns:pic="http://schemas.openxmlformats.org/drawingml/2006/picture">
+                  <pic:nvPicPr>
+                    <pic:cNvPr id="1346757902" name="Picture 4" descr="A black rectangular object with white text&#10;&#10;AI-generated content may be incorrect."/>
+                    <pic:cNvPicPr/>
+                  </pic:nvPicPr>
+                  <pic:blipFill>
+                    <a:blip r:embed="rId10">
+                      <a:extLst>
+                        <a:ext uri="{28A0092B-C50C-407E-A947-70E740481C1C}">
+                          <a14:useLocalDpi xmlns:a14="http://schemas.microsoft.com/office/drawing/2010/main" val="0"/>
+                        </a:ext>
+                      </a:extLst>
+                    </a:blip>
+                    <a:stretch>
+                      <a:fillRect/>
+                    </a:stretch>
+                  </pic:blipFill>
+                  <pic:spPr>
+                    <a:xfrm>
+                      <a:off x="0" y="0"/>
+                      <a:ext cx="5943600" cy="847725"/>
+                    </a:xfrm>
+                    <a:prstGeom prst="rect">
+                      <a:avLst/>
+                    </a:prstGeom>
+                  </pic:spPr>
+                </pic:pic>
+              </a:graphicData>
+            </a:graphic>
+          </wp:inline>
+        </w:drawing>
+      </w:r>
+    </w:p>
+    <w:p/>
+    <w:p>
+      <w:r>
+        <w:t>Exp 5.2</w:t>
+      </w:r>
+    </w:p>
+    <w:p>
+      <w:r>
+        <w:rPr>
+          <w:noProof/>
+        </w:rPr>
+        <w:drawing>
+          <wp:inline distT="0" distB="0" distL="0" distR="0" wp14:anchorId="274E6B56" wp14:editId="3F40A87D">
+            <wp:extent cx="5943600" cy="935355"/>
+            <wp:effectExtent l="0" t="0" r="0" b="4445"/>
+            <wp:docPr id="875447339" name="Picture 5" descr="A grey screen with white text&#10;&#10;AI-generated content may be incorrect."/>
+            <wp:cNvGraphicFramePr>
+              <a:graphicFrameLocks xmlns:a="http://schemas.openxmlformats.org/drawingml/2006/main" noChangeAspect="1"/>
+            </wp:cNvGraphicFramePr>
+            <a:graphic xmlns:a="http://schemas.openxmlformats.org/drawingml/2006/main">
+              <a:graphicData uri="http://schemas.openxmlformats.org/drawingml/2006/picture">
+                <pic:pic xmlns:pic="http://schemas.openxmlformats.org/drawingml/2006/picture">
+                  <pic:nvPicPr>
+                    <pic:cNvPr id="875447339" name="Picture 5" descr="A grey screen with white text&#10;&#10;AI-generated content may be incorrect."/>
+                    <pic:cNvPicPr/>
+                  </pic:nvPicPr>
+                  <pic:blipFill>
+                    <a:blip r:embed="rId11">
+                      <a:extLst>
+                        <a:ext uri="{28A0092B-C50C-407E-A947-70E740481C1C}">
+                          <a14:useLocalDpi xmlns:a14="http://schemas.microsoft.com/office/drawing/2010/main" val="0"/>
+                        </a:ext>
+                      </a:extLst>
+                    </a:blip>
+                    <a:stretch>
+                      <a:fillRect/>
+                    </a:stretch>
+                  </pic:blipFill>
+                  <pic:spPr>
+                    <a:xfrm>
+                      <a:off x="0" y="0"/>
+                      <a:ext cx="5943600" cy="935355"/>
                     </a:xfrm>
                     <a:prstGeom prst="rect">
                       <a:avLst/>

--- a/Results/Results.docx
+++ b/Results/Results.docx
@@ -515,39 +515,23 @@
           </w:tcPr>
           <w:p>
             <w:r>
-              <w:t>Advance augmentation (</w:t>
+              <w:t>Tried SwinV2 transformer</w:t>
+            </w:r>
+          </w:p>
+        </w:tc>
+        <w:tc>
+          <w:tcPr>
+            <w:tcW w:w="1212" w:type="dxa"/>
+          </w:tcPr>
+          <w:p>
+            <w:r>
+              <w:t xml:space="preserve">Kvasir + </w:t>
             </w:r>
             <w:proofErr w:type="spellStart"/>
             <w:r>
-              <w:t>mixup</w:t>
+              <w:t>ClinicDB</w:t>
             </w:r>
             <w:proofErr w:type="spellEnd"/>
-            <w:r>
-              <w:t>/</w:t>
-            </w:r>
-            <w:proofErr w:type="spellStart"/>
-            <w:r>
-              <w:t>cutmix</w:t>
-            </w:r>
-            <w:proofErr w:type="spellEnd"/>
-            <w:r>
-              <w:t>) + optimizer with weight decay</w:t>
-            </w:r>
-          </w:p>
-        </w:tc>
-        <w:tc>
-          <w:tcPr>
-            <w:tcW w:w="1212" w:type="dxa"/>
-          </w:tcPr>
-          <w:p>
-            <w:r>
-              <w:t xml:space="preserve">Kvasir + </w:t>
-            </w:r>
-            <w:proofErr w:type="spellStart"/>
-            <w:r>
-              <w:t>ClinicDB</w:t>
-            </w:r>
-            <w:proofErr w:type="spellEnd"/>
           </w:p>
         </w:tc>
         <w:tc>
@@ -556,7 +540,7 @@
           </w:tcPr>
           <w:p>
             <w:r>
-              <w:t>0.899</w:t>
+              <w:t>0.875</w:t>
             </w:r>
           </w:p>
         </w:tc>
@@ -566,7 +550,7 @@
           </w:tcPr>
           <w:p>
             <w:r>
-              <w:t>0.865</w:t>
+              <w:t>0.802</w:t>
             </w:r>
           </w:p>
         </w:tc>
@@ -576,7 +560,7 @@
           </w:tcPr>
           <w:p>
             <w:r>
-              <w:t>0.978</w:t>
+              <w:t>0.969</w:t>
             </w:r>
           </w:p>
         </w:tc>
@@ -588,7 +572,7 @@
           </w:tcPr>
           <w:p>
             <w:r>
-              <w:t>5.1</w:t>
+              <w:t>6</w:t>
             </w:r>
           </w:p>
         </w:tc>
@@ -618,7 +602,26 @@
           </w:tcPr>
           <w:p>
             <w:r>
-              <w:t>Same as above. Only evaluated on Kvasir dataset</w:t>
+              <w:t>Advance augmentation (</w:t>
+            </w:r>
+            <w:proofErr w:type="spellStart"/>
+            <w:r>
+              <w:t>mixup</w:t>
+            </w:r>
+            <w:proofErr w:type="spellEnd"/>
+            <w:r>
+              <w:t>/</w:t>
+            </w:r>
+            <w:proofErr w:type="spellStart"/>
+            <w:r>
+              <w:t>cutmix</w:t>
+            </w:r>
+            <w:proofErr w:type="spellEnd"/>
+            <w:r>
+              <w:t>) + optimizer with weight decay</w:t>
+            </w:r>
+            <w:r>
+              <w:t xml:space="preserve"> + Reduce on Plateau Scheduler</w:t>
             </w:r>
           </w:p>
         </w:tc>
@@ -643,7 +646,7 @@
           </w:tcPr>
           <w:p>
             <w:r>
-              <w:t>0.928</w:t>
+              <w:t>0.899</w:t>
             </w:r>
           </w:p>
         </w:tc>
@@ -653,7 +656,7 @@
           </w:tcPr>
           <w:p>
             <w:r>
-              <w:t>0.866</w:t>
+              <w:t>0.865</w:t>
             </w:r>
           </w:p>
         </w:tc>
@@ -663,7 +666,7 @@
           </w:tcPr>
           <w:p>
             <w:r>
-              <w:t>0.976</w:t>
+              <w:t>0.978</w:t>
             </w:r>
           </w:p>
         </w:tc>
@@ -675,7 +678,10 @@
           </w:tcPr>
           <w:p>
             <w:r>
-              <w:t>5.2</w:t>
+              <w:t>6</w:t>
+            </w:r>
+            <w:r>
+              <w:t>.1</w:t>
             </w:r>
           </w:p>
         </w:tc>
@@ -705,6 +711,96 @@
           </w:tcPr>
           <w:p>
             <w:r>
+              <w:t>Same as above. Only evaluated on Kvasir dataset</w:t>
+            </w:r>
+          </w:p>
+        </w:tc>
+        <w:tc>
+          <w:tcPr>
+            <w:tcW w:w="1212" w:type="dxa"/>
+          </w:tcPr>
+          <w:p>
+            <w:r>
+              <w:t xml:space="preserve">Kvasir + </w:t>
+            </w:r>
+            <w:proofErr w:type="spellStart"/>
+            <w:r>
+              <w:t>ClinicDB</w:t>
+            </w:r>
+            <w:proofErr w:type="spellEnd"/>
+          </w:p>
+        </w:tc>
+        <w:tc>
+          <w:tcPr>
+            <w:tcW w:w="948" w:type="dxa"/>
+          </w:tcPr>
+          <w:p>
+            <w:r>
+              <w:t>0.928</w:t>
+            </w:r>
+          </w:p>
+        </w:tc>
+        <w:tc>
+          <w:tcPr>
+            <w:tcW w:w="810" w:type="dxa"/>
+          </w:tcPr>
+          <w:p>
+            <w:r>
+              <w:t>0.866</w:t>
+            </w:r>
+          </w:p>
+        </w:tc>
+        <w:tc>
+          <w:tcPr>
+            <w:tcW w:w="1260" w:type="dxa"/>
+          </w:tcPr>
+          <w:p>
+            <w:r>
+              <w:t>0.976</w:t>
+            </w:r>
+          </w:p>
+        </w:tc>
+      </w:tr>
+      <w:tr>
+        <w:tc>
+          <w:tcPr>
+            <w:tcW w:w="625" w:type="dxa"/>
+          </w:tcPr>
+          <w:p>
+            <w:r>
+              <w:t>6</w:t>
+            </w:r>
+            <w:r>
+              <w:t>.2</w:t>
+            </w:r>
+          </w:p>
+        </w:tc>
+        <w:tc>
+          <w:tcPr>
+            <w:tcW w:w="1710" w:type="dxa"/>
+          </w:tcPr>
+          <w:p>
+            <w:r>
+              <w:t>Weighted Loss Function</w:t>
+            </w:r>
+          </w:p>
+        </w:tc>
+        <w:tc>
+          <w:tcPr>
+            <w:tcW w:w="1080" w:type="dxa"/>
+          </w:tcPr>
+          <w:p>
+            <w:r>
+              <w:t>15</w:t>
+            </w:r>
+          </w:p>
+        </w:tc>
+        <w:tc>
+          <w:tcPr>
+            <w:tcW w:w="1890" w:type="dxa"/>
+          </w:tcPr>
+          <w:p>
+            <w:r>
               <w:t xml:space="preserve">Same as above. Only evaluated on </w:t>
             </w:r>
             <w:proofErr w:type="spellStart"/>
@@ -754,14 +850,109 @@
           <w:p>
             <w:r>
               <w:t>0.982</w:t>
+            </w:r>
+          </w:p>
+        </w:tc>
+      </w:tr>
+      <w:tr>
+        <w:tc>
+          <w:tcPr>
+            <w:tcW w:w="625" w:type="dxa"/>
+          </w:tcPr>
+          <w:p>
+            <w:r>
+              <w:t>7</w:t>
+            </w:r>
+          </w:p>
+        </w:tc>
+        <w:tc>
+          <w:tcPr>
+            <w:tcW w:w="1710" w:type="dxa"/>
+          </w:tcPr>
+          <w:p>
+            <w:r>
+              <w:t>Weighted Loss Function</w:t>
+            </w:r>
+          </w:p>
+        </w:tc>
+        <w:tc>
+          <w:tcPr>
+            <w:tcW w:w="1080" w:type="dxa"/>
+          </w:tcPr>
+          <w:p>
+            <w:r>
+              <w:t>15</w:t>
+            </w:r>
+          </w:p>
+        </w:tc>
+        <w:tc>
+          <w:tcPr>
+            <w:tcW w:w="1890" w:type="dxa"/>
+          </w:tcPr>
+          <w:p>
+            <w:proofErr w:type="gramStart"/>
+            <w:r>
+              <w:t>Changed  Reduce</w:t>
+            </w:r>
+            <w:proofErr w:type="gramEnd"/>
+            <w:r>
+              <w:t xml:space="preserve"> on Plateau Scheduler to Cosine Annealing</w:t>
+            </w:r>
+          </w:p>
+        </w:tc>
+        <w:tc>
+          <w:tcPr>
+            <w:tcW w:w="1212" w:type="dxa"/>
+          </w:tcPr>
+          <w:p>
+            <w:r>
+              <w:t xml:space="preserve">Kvasir + </w:t>
+            </w:r>
+            <w:proofErr w:type="spellStart"/>
+            <w:r>
+              <w:t>ClinicDB</w:t>
+            </w:r>
+            <w:proofErr w:type="spellEnd"/>
+          </w:p>
+        </w:tc>
+        <w:tc>
+          <w:tcPr>
+            <w:tcW w:w="948" w:type="dxa"/>
+          </w:tcPr>
+          <w:p>
+            <w:r>
+              <w:t>0.892</w:t>
+            </w:r>
+          </w:p>
+        </w:tc>
+        <w:tc>
+          <w:tcPr>
+            <w:tcW w:w="810" w:type="dxa"/>
+          </w:tcPr>
+          <w:p>
+            <w:r>
+              <w:t>0.858</w:t>
+            </w:r>
+          </w:p>
+        </w:tc>
+        <w:tc>
+          <w:tcPr>
+            <w:tcW w:w="1260" w:type="dxa"/>
+          </w:tcPr>
+          <w:p>
+            <w:r>
+              <w:t>0.977</w:t>
             </w:r>
           </w:p>
         </w:tc>
       </w:tr>
     </w:tbl>
     <w:p/>
+    <w:p/>
+    <w:p/>
     <w:p>
       <w:r>
+        <w:lastRenderedPageBreak/>
         <w:t>Exp</w:t>
       </w:r>
       <w:r>
@@ -833,7 +1024,6 @@
         <w:rPr>
           <w:noProof/>
         </w:rPr>
-        <w:lastRenderedPageBreak/>
         <w:drawing>
           <wp:inline distT="0" distB="0" distL="0" distR="0" wp14:anchorId="721FA718" wp14:editId="738E22F8">
             <wp:extent cx="5727700" cy="977900"/>
@@ -986,7 +1176,13 @@
     <w:p/>
     <w:p>
       <w:r>
-        <w:t>Exp X:</w:t>
+        <w:t xml:space="preserve">Exp </w:t>
+      </w:r>
+      <w:r>
+        <w:t>5</w:t>
+      </w:r>
+      <w:r>
+        <w:t>:</w:t>
       </w:r>
     </w:p>
     <w:p>
@@ -999,6 +1195,7 @@
         <w:rPr>
           <w:noProof/>
         </w:rPr>
+        <w:lastRenderedPageBreak/>
         <w:drawing>
           <wp:inline distT="0" distB="0" distL="0" distR="0" wp14:anchorId="0BCB67FC" wp14:editId="3CF76BF8">
             <wp:extent cx="5943600" cy="847725"/>
@@ -1045,7 +1242,13 @@
     <w:p/>
     <w:p>
       <w:r>
-        <w:t>Exp 5:</w:t>
+        <w:t xml:space="preserve">Exp </w:t>
+      </w:r>
+      <w:r>
+        <w:t>6</w:t>
+      </w:r>
+      <w:r>
+        <w:t>:</w:t>
       </w:r>
     </w:p>
     <w:p>
@@ -1099,8 +1302,10 @@
     <w:p/>
     <w:p>
       <w:r>
-        <w:lastRenderedPageBreak/>
-        <w:t>Exp 5.1</w:t>
+        <w:t xml:space="preserve">Exp </w:t>
+      </w:r>
+      <w:r>
+        <w:t>6.1</w:t>
       </w:r>
     </w:p>
     <w:p>
@@ -1154,7 +1359,13 @@
     <w:p/>
     <w:p>
       <w:r>
-        <w:t>Exp 5.2</w:t>
+        <w:t xml:space="preserve">Exp </w:t>
+      </w:r>
+      <w:r>
+        <w:t>6</w:t>
+      </w:r>
+      <w:r>
+        <w:t>.2</w:t>
       </w:r>
     </w:p>
     <w:p>
@@ -1205,6 +1416,155 @@
         </w:drawing>
       </w:r>
     </w:p>
+    <w:p/>
+    <w:p>
+      <w:r>
+        <w:t xml:space="preserve">Exp </w:t>
+      </w:r>
+      <w:r>
+        <w:t>7</w:t>
+      </w:r>
+      <w:r>
+        <w:rPr>
+          <w:noProof/>
+        </w:rPr>
+        <w:drawing>
+          <wp:inline distT="0" distB="0" distL="0" distR="0" wp14:anchorId="130EBB07" wp14:editId="08F12D4C">
+            <wp:extent cx="5943600" cy="820420"/>
+            <wp:effectExtent l="0" t="0" r="0" b="5080"/>
+            <wp:docPr id="1415851196" name="Picture 3" descr="A grey background with white text&#10;&#10;AI-generated content may be incorrect."/>
+            <wp:cNvGraphicFramePr>
+              <a:graphicFrameLocks xmlns:a="http://schemas.openxmlformats.org/drawingml/2006/main" noChangeAspect="1"/>
+            </wp:cNvGraphicFramePr>
+            <a:graphic xmlns:a="http://schemas.openxmlformats.org/drawingml/2006/main">
+              <a:graphicData uri="http://schemas.openxmlformats.org/drawingml/2006/picture">
+                <pic:pic xmlns:pic="http://schemas.openxmlformats.org/drawingml/2006/picture">
+                  <pic:nvPicPr>
+                    <pic:cNvPr id="1415851196" name="Picture 3" descr="A grey background with white text&#10;&#10;AI-generated content may be incorrect."/>
+                    <pic:cNvPicPr/>
+                  </pic:nvPicPr>
+                  <pic:blipFill>
+                    <a:blip r:embed="rId12">
+                      <a:extLst>
+                        <a:ext uri="{28A0092B-C50C-407E-A947-70E740481C1C}">
+                          <a14:useLocalDpi xmlns:a14="http://schemas.microsoft.com/office/drawing/2010/main" val="0"/>
+                        </a:ext>
+                      </a:extLst>
+                    </a:blip>
+                    <a:stretch>
+                      <a:fillRect/>
+                    </a:stretch>
+                  </pic:blipFill>
+                  <pic:spPr>
+                    <a:xfrm>
+                      <a:off x="0" y="0"/>
+                      <a:ext cx="5943600" cy="820420"/>
+                    </a:xfrm>
+                    <a:prstGeom prst="rect">
+                      <a:avLst/>
+                    </a:prstGeom>
+                  </pic:spPr>
+                </pic:pic>
+              </a:graphicData>
+            </a:graphic>
+          </wp:inline>
+        </w:drawing>
+      </w:r>
+      <w:r>
+        <w:rPr>
+          <w:noProof/>
+        </w:rPr>
+        <w:lastRenderedPageBreak/>
+        <w:drawing>
+          <wp:inline distT="0" distB="0" distL="0" distR="0" wp14:anchorId="700984B3" wp14:editId="3F0E0F1C">
+            <wp:extent cx="5943600" cy="820420"/>
+            <wp:effectExtent l="0" t="0" r="0" b="5080"/>
+            <wp:docPr id="1166783411" name="Picture 2" descr="A black rectangular object with white text&#10;&#10;AI-generated content may be incorrect."/>
+            <wp:cNvGraphicFramePr>
+              <a:graphicFrameLocks xmlns:a="http://schemas.openxmlformats.org/drawingml/2006/main" noChangeAspect="1"/>
+            </wp:cNvGraphicFramePr>
+            <a:graphic xmlns:a="http://schemas.openxmlformats.org/drawingml/2006/main">
+              <a:graphicData uri="http://schemas.openxmlformats.org/drawingml/2006/picture">
+                <pic:pic xmlns:pic="http://schemas.openxmlformats.org/drawingml/2006/picture">
+                  <pic:nvPicPr>
+                    <pic:cNvPr id="1166783411" name="Picture 2" descr="A black rectangular object with white text&#10;&#10;AI-generated content may be incorrect."/>
+                    <pic:cNvPicPr/>
+                  </pic:nvPicPr>
+                  <pic:blipFill>
+                    <a:blip r:embed="rId13">
+                      <a:extLst>
+                        <a:ext uri="{28A0092B-C50C-407E-A947-70E740481C1C}">
+                          <a14:useLocalDpi xmlns:a14="http://schemas.microsoft.com/office/drawing/2010/main" val="0"/>
+                        </a:ext>
+                      </a:extLst>
+                    </a:blip>
+                    <a:stretch>
+                      <a:fillRect/>
+                    </a:stretch>
+                  </pic:blipFill>
+                  <pic:spPr>
+                    <a:xfrm>
+                      <a:off x="0" y="0"/>
+                      <a:ext cx="5943600" cy="820420"/>
+                    </a:xfrm>
+                    <a:prstGeom prst="rect">
+                      <a:avLst/>
+                    </a:prstGeom>
+                  </pic:spPr>
+                </pic:pic>
+              </a:graphicData>
+            </a:graphic>
+          </wp:inline>
+        </w:drawing>
+      </w:r>
+      <w:r>
+        <w:rPr>
+          <w:noProof/>
+        </w:rPr>
+        <w:drawing>
+          <wp:inline distT="0" distB="0" distL="0" distR="0" wp14:anchorId="714EC971" wp14:editId="6F9248AF">
+            <wp:extent cx="5943600" cy="820420"/>
+            <wp:effectExtent l="0" t="0" r="0" b="5080"/>
+            <wp:docPr id="899698779" name="Picture 1" descr="A grey background with white text&#10;&#10;AI-generated content may be incorrect."/>
+            <wp:cNvGraphicFramePr>
+              <a:graphicFrameLocks xmlns:a="http://schemas.openxmlformats.org/drawingml/2006/main" noChangeAspect="1"/>
+            </wp:cNvGraphicFramePr>
+            <a:graphic xmlns:a="http://schemas.openxmlformats.org/drawingml/2006/main">
+              <a:graphicData uri="http://schemas.openxmlformats.org/drawingml/2006/picture">
+                <pic:pic xmlns:pic="http://schemas.openxmlformats.org/drawingml/2006/picture">
+                  <pic:nvPicPr>
+                    <pic:cNvPr id="899698779" name="Picture 1" descr="A grey background with white text&#10;&#10;AI-generated content may be incorrect."/>
+                    <pic:cNvPicPr/>
+                  </pic:nvPicPr>
+                  <pic:blipFill>
+                    <a:blip r:embed="rId14">
+                      <a:extLst>
+                        <a:ext uri="{28A0092B-C50C-407E-A947-70E740481C1C}">
+                          <a14:useLocalDpi xmlns:a14="http://schemas.microsoft.com/office/drawing/2010/main" val="0"/>
+                        </a:ext>
+                      </a:extLst>
+                    </a:blip>
+                    <a:stretch>
+                      <a:fillRect/>
+                    </a:stretch>
+                  </pic:blipFill>
+                  <pic:spPr>
+                    <a:xfrm>
+                      <a:off x="0" y="0"/>
+                      <a:ext cx="5943600" cy="820420"/>
+                    </a:xfrm>
+                    <a:prstGeom prst="rect">
+                      <a:avLst/>
+                    </a:prstGeom>
+                  </pic:spPr>
+                </pic:pic>
+              </a:graphicData>
+            </a:graphic>
+          </wp:inline>
+        </w:drawing>
+      </w:r>
+    </w:p>
+    <w:p/>
     <w:sectPr>
       <w:pgSz w:w="12240" w:h="15840"/>
       <w:pgMar w:top="1440" w:right="1440" w:bottom="1440" w:left="1440" w:header="720" w:footer="720" w:gutter="0"/>
